--- a/u_sharp/Проект 4.docx
+++ b/u_sharp/Проект 4.docx
@@ -72,7 +72,29 @@
           <w:sz w:val="36"/>
           <w:szCs w:val="36"/>
         </w:rPr>
-        <w:t>Проектирование и реализация интерактивного 3D‑интерфейса на C#</w:t>
+        <w:t>Проектирование и реализация интерактивного 3D</w:t>
+      </w:r>
+      <w:r>
+        <w:rPr>
+          <w:rFonts w:ascii="Times New Roman" w:eastAsiaTheme="majorEastAsia" w:hAnsi="Times New Roman" w:cs="Times New Roman"/>
+          <w:b/>
+          <w:bCs/>
+          <w:color w:val="000000" w:themeColor="text1"/>
+          <w:sz w:val="36"/>
+          <w:szCs w:val="36"/>
+        </w:rPr>
+        <w:t>-</w:t>
+      </w:r>
+      <w:r>
+        <w:rPr>
+          <w:rFonts w:ascii="Times New Roman" w:eastAsiaTheme="majorEastAsia" w:hAnsi="Times New Roman" w:cs="Times New Roman"/>
+          <w:b/>
+          <w:bCs/>
+          <w:color w:val="000000" w:themeColor="text1"/>
+          <w:sz w:val="36"/>
+          <w:szCs w:val="36"/>
+        </w:rPr>
+        <w:t>интерфейса на C#</w:t>
       </w:r>
     </w:p>
     <w:p>
@@ -3054,7 +3076,7 @@
   <a:extraClrSchemeLst/>
   <a:extLst>
     <a:ext uri="{05A4C25C-085E-4340-85A3-A5531E510DB2}">
-      <thm15:themeFamily xmlns:thm15="http://schemas.microsoft.com/office/thememl/2012/main" xmlns="" name="Office Theme" id="{62F939B6-93AF-4DB8-9C6B-D6C7DFDC589F}" vid="{4A3C46E8-61CC-4603-A589-7422A47A8E4A}"/>
+      <thm15:themeFamily xmlns="" xmlns:thm15="http://schemas.microsoft.com/office/thememl/2012/main" name="Office Theme" id="{62F939B6-93AF-4DB8-9C6B-D6C7DFDC589F}" vid="{4A3C46E8-61CC-4603-A589-7422A47A8E4A}"/>
     </a:ext>
   </a:extLst>
 </a:theme>
